--- a/templates/documents/CONTRATOS CIVILES/CONTRATOS AUTENTICOS/ESTADO CIVIL/ACTO DE NOTORIEDAD DE SOLTERIA.docx
+++ b/templates/documents/CONTRATOS CIVILES/CONTRATOS AUTENTICOS/ESTADO CIVIL/ACTO DE NOTORIEDAD DE SOLTERIA.docx
@@ -7,37 +7,29 @@
         <w:jc w:val="both"/>
       </w:pPr>
       <w:r>
-        <w:t xml:space="preserve">El </w:t>
-      </w:r>
-      <w:r>
-        <w:rPr>
-          <w:b/>
-          <w:bCs/>
-        </w:rPr>
-        <w:t>Acto de Notoriedad de Unión de Hecho (Concubinato)</w:t>
-      </w:r>
-      <w:r>
-        <w:t xml:space="preserve"> es el documento legal que permite a una pareja que no está casada formalmente demostrar su convivencia ante instituciones como la </w:t>
-      </w:r>
-      <w:r>
-        <w:rPr>
-          <w:b/>
-          <w:bCs/>
-        </w:rPr>
-        <w:t>ARS</w:t>
-      </w:r>
-      <w:r>
-        <w:t xml:space="preserve">, la </w:t>
-      </w:r>
-      <w:r>
-        <w:rPr>
-          <w:b/>
-          <w:bCs/>
-        </w:rPr>
-        <w:t>TSS</w:t>
-      </w:r>
-      <w:r>
-        <w:t>, bancos, o para fines de visado.</w:t>
+        <w:t xml:space="preserve">ACTO NÚMERO </w:t>
+      </w:r>
+      <w:r>
+        <w:rPr>
+          <w:b/>
+          <w:bCs/>
+        </w:rPr>
+        <w:t>{{NUMERO_ACTO_AUTENTICO}</w:t>
+      </w:r>
+      <w:proofErr w:type="gramStart"/>
+      <w:r>
+        <w:rPr>
+          <w:b/>
+          <w:bCs/>
+        </w:rPr>
+        <w:t>}</w:t>
+      </w:r>
+      <w:r>
+        <w:t>.-</w:t>
+      </w:r>
+      <w:proofErr w:type="gramEnd"/>
+      <w:r>
+        <w:t xml:space="preserve"> (ACTO DE NOTORIEDAD DE SOLTERÍA)</w:t>
       </w:r>
     </w:p>
     <w:p>
@@ -45,27 +37,125 @@
         <w:jc w:val="both"/>
       </w:pPr>
       <w:r>
-        <w:t xml:space="preserve">En la República Dominicana, este acto se fundamenta en el </w:t>
-      </w:r>
-      <w:r>
-        <w:rPr>
-          <w:b/>
-          <w:bCs/>
-        </w:rPr>
-        <w:t>Artículo 55, numeral 5 de la Constitución</w:t>
-      </w:r>
-      <w:r>
-        <w:t xml:space="preserve">, que reconoce la unión de hecho, y en la </w:t>
-      </w:r>
-      <w:r>
-        <w:rPr>
-          <w:b/>
-          <w:bCs/>
-        </w:rPr>
-        <w:t>Ley No. 140-15 del Notariado</w:t>
-      </w:r>
-      <w:r>
-        <w:t>.</w:t>
+        <w:t xml:space="preserve">En la ciudad de </w:t>
+      </w:r>
+      <w:r>
+        <w:rPr>
+          <w:b/>
+          <w:bCs/>
+        </w:rPr>
+        <w:t>{{CIUDAD_FIRMA}}</w:t>
+      </w:r>
+      <w:r>
+        <w:t xml:space="preserve">, República Dominicana, hoy día </w:t>
+      </w:r>
+      <w:r>
+        <w:rPr>
+          <w:b/>
+          <w:bCs/>
+        </w:rPr>
+        <w:t>{{DIA_TEXTO}}</w:t>
+      </w:r>
+      <w:r>
+        <w:t xml:space="preserve"> del mes de </w:t>
+      </w:r>
+      <w:r>
+        <w:rPr>
+          <w:b/>
+          <w:bCs/>
+        </w:rPr>
+        <w:t>{{MES_TEXTO}}</w:t>
+      </w:r>
+      <w:r>
+        <w:t xml:space="preserve"> del año </w:t>
+      </w:r>
+      <w:r>
+        <w:rPr>
+          <w:b/>
+          <w:bCs/>
+        </w:rPr>
+        <w:t>{{AÑO_TEXTO}}</w:t>
+      </w:r>
+      <w:r>
+        <w:t xml:space="preserve"> (</w:t>
+      </w:r>
+      <w:r>
+        <w:rPr>
+          <w:b/>
+          <w:bCs/>
+        </w:rPr>
+        <w:t>{{AÑO_NUMERO}}</w:t>
+      </w:r>
+      <w:r>
+        <w:t xml:space="preserve">); por ante mí, </w:t>
+      </w:r>
+      <w:r>
+        <w:rPr>
+          <w:b/>
+          <w:bCs/>
+        </w:rPr>
+        <w:t>{{TRATAMIENTO_NOTARIO}}</w:t>
+      </w:r>
+      <w:r>
+        <w:t xml:space="preserve"> </w:t>
+      </w:r>
+      <w:r>
+        <w:rPr>
+          <w:b/>
+          <w:bCs/>
+        </w:rPr>
+        <w:t>{{NOMBRE_NOTARIO}}</w:t>
+      </w:r>
+      <w:r>
+        <w:t xml:space="preserve">, de nacionalidad dominicana, mayor de edad, Abogado Notario Público de los del número del </w:t>
+      </w:r>
+      <w:r>
+        <w:rPr>
+          <w:b/>
+          <w:bCs/>
+        </w:rPr>
+        <w:t>{{MUNICIPIO_NOTARIO}}</w:t>
+      </w:r>
+      <w:r>
+        <w:t xml:space="preserve">, titular de la Cédula No. </w:t>
+      </w:r>
+      <w:r>
+        <w:rPr>
+          <w:b/>
+          <w:bCs/>
+        </w:rPr>
+        <w:t>{{DOCUMENTO IDENTIDAD_NOTARIO}}</w:t>
+      </w:r>
+      <w:r>
+        <w:t xml:space="preserve">, con </w:t>
+      </w:r>
+      <w:proofErr w:type="gramStart"/>
+      <w:r>
+        <w:t>carnet</w:t>
+      </w:r>
+      <w:proofErr w:type="gramEnd"/>
+      <w:r>
+        <w:t xml:space="preserve"> del Colegio de Notarios No. </w:t>
+      </w:r>
+      <w:r>
+        <w:rPr>
+          <w:b/>
+          <w:bCs/>
+        </w:rPr>
+        <w:t>{{MATRICULA_NOTARIO}}</w:t>
+      </w:r>
+      <w:r>
+        <w:t xml:space="preserve"> y estudio profesional en </w:t>
+      </w:r>
+      <w:r>
+        <w:rPr>
+          <w:b/>
+          <w:bCs/>
+        </w:rPr>
+        <w:t>{{DIRECCION O DOMICILIO_NOTARIO}}</w:t>
+      </w:r>
+      <w:r>
+        <w:t>; HAN COMPARECIDO de manera libre y voluntaria los señores:</w:t>
       </w:r>
     </w:p>
     <w:p>
@@ -73,41 +163,292 @@
         <w:jc w:val="both"/>
       </w:pPr>
       <w:r>
-        <w:pict w14:anchorId="1DE6CFB2">
-          <v:rect id="_x0000_i1056" style="width:0;height:1.5pt" o:hralign="center" o:hrstd="t" o:hr="t" fillcolor="#a0a0a0" stroked="f"/>
-        </w:pict>
+        <w:rPr>
+          <w:b/>
+          <w:bCs/>
+        </w:rPr>
+        <w:t>{{TRATAMIENTO_TESTIGO 1}}</w:t>
+      </w:r>
+      <w:r>
+        <w:t xml:space="preserve"> </w:t>
+      </w:r>
+      <w:r>
+        <w:rPr>
+          <w:b/>
+          <w:bCs/>
+        </w:rPr>
+        <w:t>{{NOMBRE_TESTIGO 1}}</w:t>
+      </w:r>
+      <w:r>
+        <w:t xml:space="preserve">, titular de </w:t>
+      </w:r>
+      <w:r>
+        <w:rPr>
+          <w:b/>
+          <w:bCs/>
+        </w:rPr>
+        <w:t>{{DOCUMENTO IDENTIDAD_TESTIGO 1}}</w:t>
+      </w:r>
+      <w:r>
+        <w:t xml:space="preserve">, domiciliado en </w:t>
+      </w:r>
+      <w:r>
+        <w:rPr>
+          <w:b/>
+          <w:bCs/>
+        </w:rPr>
+        <w:t>{{DIRECCION O DOMICILIO_TESTIGO 1}}</w:t>
+      </w:r>
+      <w:r>
+        <w:t xml:space="preserve">. </w:t>
+      </w:r>
+      <w:r>
+        <w:rPr>
+          <w:b/>
+          <w:bCs/>
+        </w:rPr>
+        <w:t>{{TRATAMIENTO_TESTIGO 2}}</w:t>
+      </w:r>
+      <w:r>
+        <w:t xml:space="preserve"> </w:t>
+      </w:r>
+      <w:r>
+        <w:rPr>
+          <w:b/>
+          <w:bCs/>
+        </w:rPr>
+        <w:t>{{NOMBRE_TESTIGO 2}}</w:t>
+      </w:r>
+      <w:r>
+        <w:t xml:space="preserve">, titular de </w:t>
+      </w:r>
+      <w:r>
+        <w:rPr>
+          <w:b/>
+          <w:bCs/>
+        </w:rPr>
+        <w:t>{{DOCUMENTO IDENTIDAD_TESTIGO 2}}</w:t>
+      </w:r>
+      <w:r>
+        <w:t xml:space="preserve">, domiciliado en </w:t>
+      </w:r>
+      <w:r>
+        <w:rPr>
+          <w:b/>
+          <w:bCs/>
+        </w:rPr>
+        <w:t>{{DIRECCION O DOMICILIO_TESTIGO 2}}</w:t>
+      </w:r>
+      <w:r>
+        <w:t xml:space="preserve">. </w:t>
+      </w:r>
+      <w:r>
+        <w:rPr>
+          <w:b/>
+          <w:bCs/>
+        </w:rPr>
+        <w:t>{{TRATAMIENTO_TESTIGO 3}}</w:t>
+      </w:r>
+      <w:r>
+        <w:t xml:space="preserve"> </w:t>
+      </w:r>
+      <w:r>
+        <w:rPr>
+          <w:b/>
+          <w:bCs/>
+        </w:rPr>
+        <w:t>{{NOMBRE_TESTIGO 3}}</w:t>
+      </w:r>
+      <w:r>
+        <w:t xml:space="preserve">, titular de </w:t>
+      </w:r>
+      <w:r>
+        <w:rPr>
+          <w:b/>
+          <w:bCs/>
+        </w:rPr>
+        <w:t>{{DOCUMENTO IDENTIDAD_TESTIGO 3}}</w:t>
+      </w:r>
+      <w:r>
+        <w:t xml:space="preserve">, domiciliado en </w:t>
+      </w:r>
+      <w:r>
+        <w:rPr>
+          <w:b/>
+          <w:bCs/>
+        </w:rPr>
+        <w:t>{{DIRECCION O DOMICILIO_TESTIGO 3}}</w:t>
+      </w:r>
+      <w:r>
+        <w:t xml:space="preserve">. </w:t>
+      </w:r>
+      <w:r>
+        <w:rPr>
+          <w:b/>
+          <w:bCs/>
+        </w:rPr>
+        <w:t>{{TRATAMIENTO_TESTIGO 4}}</w:t>
+      </w:r>
+      <w:r>
+        <w:t xml:space="preserve"> </w:t>
+      </w:r>
+      <w:r>
+        <w:rPr>
+          <w:b/>
+          <w:bCs/>
+        </w:rPr>
+        <w:t>{{NOMBRE_TESTIGO 4}}</w:t>
+      </w:r>
+      <w:r>
+        <w:t xml:space="preserve">, titular de </w:t>
+      </w:r>
+      <w:r>
+        <w:rPr>
+          <w:b/>
+          <w:bCs/>
+        </w:rPr>
+        <w:t>{{DOCUMENTO IDENTIDAD_TESTIGO 4}}</w:t>
+      </w:r>
+      <w:r>
+        <w:t xml:space="preserve">, domiciliado en </w:t>
+      </w:r>
+      <w:r>
+        <w:rPr>
+          <w:b/>
+          <w:bCs/>
+        </w:rPr>
+        <w:t>{{DIRECCION O DOMICILIO_TESTIGO 4}}</w:t>
+      </w:r>
+      <w:r>
+        <w:t xml:space="preserve">. </w:t>
+      </w:r>
+      <w:r>
+        <w:rPr>
+          <w:b/>
+          <w:bCs/>
+        </w:rPr>
+        <w:t>{{TRATAMIENTO_TESTIGO 5}}</w:t>
+      </w:r>
+      <w:r>
+        <w:t xml:space="preserve"> </w:t>
+      </w:r>
+      <w:r>
+        <w:rPr>
+          <w:b/>
+          <w:bCs/>
+        </w:rPr>
+        <w:t>{{NOMBRE_TESTIGO 5}}</w:t>
+      </w:r>
+      <w:r>
+        <w:t xml:space="preserve">, titular de </w:t>
+      </w:r>
+      <w:r>
+        <w:rPr>
+          <w:b/>
+          <w:bCs/>
+        </w:rPr>
+        <w:t>{{DOCUMENTO IDENTIDAD_TESTIGO 5}}</w:t>
+      </w:r>
+      <w:r>
+        <w:t xml:space="preserve">, domiciliado en </w:t>
+      </w:r>
+      <w:r>
+        <w:rPr>
+          <w:b/>
+          <w:bCs/>
+        </w:rPr>
+        <w:t>{{DIRECCION O DOMICILIO_TESTIGO 5}}</w:t>
+      </w:r>
+      <w:r>
+        <w:t xml:space="preserve">. </w:t>
+      </w:r>
+      <w:r>
+        <w:rPr>
+          <w:b/>
+          <w:bCs/>
+        </w:rPr>
+        <w:t>{{TRATAMIENTO_TESTIGO 6}}</w:t>
+      </w:r>
+      <w:r>
+        <w:t xml:space="preserve"> </w:t>
+      </w:r>
+      <w:r>
+        <w:rPr>
+          <w:b/>
+          <w:bCs/>
+        </w:rPr>
+        <w:t>{{NOMBRE_TESTIGO 6}}</w:t>
+      </w:r>
+      <w:r>
+        <w:t xml:space="preserve">, titular de </w:t>
+      </w:r>
+      <w:r>
+        <w:rPr>
+          <w:b/>
+          <w:bCs/>
+        </w:rPr>
+        <w:t>{{DOCUMENTO IDENTIDAD_TESTIGO 6}}</w:t>
+      </w:r>
+      <w:r>
+        <w:t xml:space="preserve">, domiciliado en </w:t>
+      </w:r>
+      <w:r>
+        <w:rPr>
+          <w:b/>
+          <w:bCs/>
+        </w:rPr>
+        <w:t>{{DIRECCION O DOMICILIO_TESTIGO 6}}</w:t>
+      </w:r>
+      <w:r>
+        <w:t xml:space="preserve">. </w:t>
+      </w:r>
+      <w:r>
+        <w:rPr>
+          <w:b/>
+          <w:bCs/>
+        </w:rPr>
+        <w:t>{{TRATAMIENTO_TESTIGO 7}}</w:t>
+      </w:r>
+      <w:r>
+        <w:t xml:space="preserve"> </w:t>
+      </w:r>
+      <w:r>
+        <w:rPr>
+          <w:b/>
+          <w:bCs/>
+        </w:rPr>
+        <w:t>{{NOMBRE_TESTIGO 7}}</w:t>
+      </w:r>
+      <w:r>
+        <w:t xml:space="preserve">, titular de </w:t>
+      </w:r>
+      <w:r>
+        <w:rPr>
+          <w:b/>
+          <w:bCs/>
+        </w:rPr>
+        <w:t>{{DOCUMENTO IDENTIDAD_TESTIGO 7}}</w:t>
+      </w:r>
+      <w:r>
+        <w:t xml:space="preserve">, domiciliado en </w:t>
+      </w:r>
+      <w:r>
+        <w:rPr>
+          <w:b/>
+          <w:bCs/>
+        </w:rPr>
+        <w:t>{{DIRECCION O DOMICILIO_TESTIGO 7}}</w:t>
+      </w:r>
+      <w:r>
+        <w:t>.</w:t>
       </w:r>
     </w:p>
     <w:p>
       <w:pPr>
         <w:jc w:val="both"/>
-        <w:rPr>
-          <w:b/>
-          <w:bCs/>
-        </w:rPr>
-      </w:pPr>
-      <w:r>
-        <w:rPr>
-          <w:b/>
-          <w:bCs/>
-        </w:rPr>
-        <w:t>ACTO NÚMERO [_______</w:t>
-      </w:r>
-      <w:proofErr w:type="gramStart"/>
-      <w:r>
-        <w:rPr>
-          <w:b/>
-          <w:bCs/>
-        </w:rPr>
-        <w:t>].-</w:t>
-      </w:r>
-      <w:proofErr w:type="gramEnd"/>
-      <w:r>
-        <w:rPr>
-          <w:b/>
-          <w:bCs/>
-        </w:rPr>
-        <w:t xml:space="preserve"> (ACTO DE NOTORIEDAD DE UNIÓN DE HECHO / CONCUBINATO)</w:t>
+      </w:pPr>
+      <w:r>
+        <w:t>Quienes me han declarado bajo la más solemne fe del juramento, libres de toda coacción y en pleno uso de sus facultades mentales, lo siguiente:</w:t>
       </w:r>
     </w:p>
     <w:p>
@@ -115,73 +456,87 @@
         <w:jc w:val="both"/>
       </w:pPr>
       <w:r>
-        <w:t xml:space="preserve">En la ciudad de [Ciudad], República Dominicana, hoy día [Día] del mes de [Mes] del año 2026; por ante mí, </w:t>
-      </w:r>
-      <w:r>
-        <w:rPr>
-          <w:b/>
-          <w:bCs/>
-        </w:rPr>
-        <w:t>[NOMBRE DEL NOTARIO]</w:t>
-      </w:r>
-      <w:r>
-        <w:t xml:space="preserve">, dominicano, mayor de edad, Abogado Notario Público de los del número del [Distrito Nacional / Municipio], titular de la Cédula No. [Número], con </w:t>
-      </w:r>
-      <w:proofErr w:type="gramStart"/>
-      <w:r>
-        <w:t>carnet</w:t>
-      </w:r>
-      <w:proofErr w:type="gramEnd"/>
-      <w:r>
-        <w:t xml:space="preserve"> del Colegio de Notarios No. [Número] y estudio profesional en [Dirección]; </w:t>
-      </w:r>
-      <w:r>
-        <w:rPr>
-          <w:b/>
-          <w:bCs/>
-        </w:rPr>
-        <w:t>HAN COMPARECIDO</w:t>
-      </w:r>
-      <w:r>
-        <w:t xml:space="preserve"> de manera libre y voluntaria los señores:</w:t>
+        <w:t>CLÁUSULAS</w:t>
       </w:r>
     </w:p>
     <w:p>
       <w:pPr>
-        <w:numPr>
-          <w:ilvl w:val="0"/>
-          <w:numId w:val="2"/>
-        </w:numPr>
         <w:jc w:val="both"/>
       </w:pPr>
       <w:r>
-        <w:rPr>
-          <w:b/>
-          <w:bCs/>
-        </w:rPr>
-        <w:t>[NOMBRE DEL COMPAÑERO]</w:t>
-      </w:r>
-      <w:r>
-        <w:t>, dominicano, mayor de edad, titular de la Cédula No. [Número], domiciliado en [Dirección].</w:t>
+        <w:t xml:space="preserve">PRIMERA: CONOCIMIENTO DEL INTERESADO. Que conocen de trato, comunicación y de manera personal desde hace </w:t>
+      </w:r>
+      <w:r>
+        <w:rPr>
+          <w:b/>
+          <w:bCs/>
+        </w:rPr>
+        <w:t>{{TIEMPO_CONOCER_INTERESADO}}</w:t>
+      </w:r>
+      <w:r>
+        <w:t xml:space="preserve"> a </w:t>
+      </w:r>
+      <w:r>
+        <w:rPr>
+          <w:b/>
+          <w:bCs/>
+        </w:rPr>
+        <w:t>{{TRATAMIENTO_INTERESADO}}</w:t>
+      </w:r>
+      <w:r>
+        <w:t xml:space="preserve"> </w:t>
+      </w:r>
+      <w:r>
+        <w:rPr>
+          <w:b/>
+          <w:bCs/>
+        </w:rPr>
+        <w:t>{{NOMBRE_INTERESADO}}</w:t>
+      </w:r>
+      <w:r>
+        <w:t xml:space="preserve">, de nacionalidad </w:t>
+      </w:r>
+      <w:r>
+        <w:rPr>
+          <w:b/>
+          <w:bCs/>
+        </w:rPr>
+        <w:t>{{NACIONALIDAD_INTERESADO}}</w:t>
+      </w:r>
+      <w:r>
+        <w:t xml:space="preserve">, mayor de edad, titular de </w:t>
+      </w:r>
+      <w:r>
+        <w:rPr>
+          <w:b/>
+          <w:bCs/>
+        </w:rPr>
+        <w:t>{{DOCUMENTO IDENTIDAD_INTERESADO}}</w:t>
+      </w:r>
+      <w:r>
+        <w:t>.</w:t>
       </w:r>
     </w:p>
     <w:p>
       <w:pPr>
-        <w:numPr>
-          <w:ilvl w:val="0"/>
-          <w:numId w:val="2"/>
-        </w:numPr>
         <w:jc w:val="both"/>
       </w:pPr>
       <w:r>
-        <w:rPr>
-          <w:b/>
-          <w:bCs/>
-        </w:rPr>
-        <w:t>[NOMBRE DE LA COMPAÑERA]</w:t>
-      </w:r>
-      <w:r>
-        <w:t>, dominicana, mayor de edad, titular de la Cédula No. [Número], domiciliada en [Dirección].</w:t>
+        <w:t xml:space="preserve">SEGUNDA: ESTADO CIVIL Y SOLTERÍA. Que a los declarantes les consta, por ser un hecho de pública notoriedad en su comunidad, círculo social y familiar, que </w:t>
+      </w:r>
+      <w:r>
+        <w:rPr>
+          <w:b/>
+          <w:bCs/>
+        </w:rPr>
+        <w:t>{{NOMBRE_INTERESADO}}</w:t>
+      </w:r>
+      <w:r>
+        <w:t xml:space="preserve"> se encuentra actualmente de estado civil SOLTERO/A, </w:t>
+      </w:r>
+      <w:r>
+        <w:lastRenderedPageBreak/>
+        <w:t>y que a la fecha no ha contraído matrimonio civil ni religioso con ninguna persona en la República Dominicana ni en el extranjero.</w:t>
       </w:r>
     </w:p>
     <w:p>
@@ -189,74 +544,43 @@
         <w:jc w:val="both"/>
       </w:pPr>
       <w:r>
-        <w:t xml:space="preserve">Quienes para los fines de este acto se denominarán </w:t>
-      </w:r>
-      <w:r>
-        <w:rPr>
-          <w:b/>
-          <w:bCs/>
-        </w:rPr>
-        <w:t>LOS DECLARANTES</w:t>
-      </w:r>
-      <w:r>
-        <w:t>. Asimismo, comparecen los testigos:</w:t>
+        <w:t xml:space="preserve">TERCERA: OBJETO DEL ACTO. Que expiden la presente declaración a solicitud de la parte interesada, con el propósito de </w:t>
+      </w:r>
+      <w:r>
+        <w:rPr>
+          <w:b/>
+          <w:bCs/>
+        </w:rPr>
+        <w:t>{{OBJETO_NOTORIEDAD_SOLTERIA}}</w:t>
+      </w:r>
+      <w:r>
+        <w:t>, para que surta todos los efectos legales correspondientes ante las autoridades civiles o migratorias.</w:t>
       </w:r>
     </w:p>
     <w:p>
       <w:pPr>
-        <w:numPr>
-          <w:ilvl w:val="0"/>
-          <w:numId w:val="3"/>
-        </w:numPr>
         <w:jc w:val="both"/>
       </w:pPr>
       <w:r>
-        <w:rPr>
-          <w:b/>
-          <w:bCs/>
-        </w:rPr>
-        <w:t>[TESTIGO 1]</w:t>
-      </w:r>
-      <w:r>
-        <w:t>, Cédula [Número].</w:t>
+        <w:t>CUARTA: PENALIDAD POR PERJURIO. Los comparecientes declaran estar conscientes de que el falso testimonio ante un Notario Público conlleva las penas de prisión y multas establecidas en el Código Penal Dominicano.</w:t>
       </w:r>
     </w:p>
     <w:p>
       <w:pPr>
-        <w:numPr>
-          <w:ilvl w:val="0"/>
-          <w:numId w:val="3"/>
-        </w:numPr>
         <w:jc w:val="both"/>
       </w:pPr>
       <w:r>
-        <w:rPr>
-          <w:b/>
-          <w:bCs/>
-        </w:rPr>
-        <w:t>[TESTIGO 2]</w:t>
-      </w:r>
-      <w:r>
-        <w:t>, Cédula [Número].</w:t>
+        <w:t>HECHO Y PASADO POR ANTE MÍ, en mi estudio profesional, el día y año antes indicados. He dado lectura íntegra a los comparecientes, quienes en señal de aprobación firman junto conmigo y ante mí, Notario Público que CERTIFICO Y DOY FE.</w:t>
       </w:r>
     </w:p>
     <w:p>
       <w:pPr>
-        <w:numPr>
-          <w:ilvl w:val="0"/>
-          <w:numId w:val="3"/>
-        </w:numPr>
         <w:jc w:val="both"/>
       </w:pPr>
       <w:r>
-        <w:rPr>
-          <w:b/>
-          <w:bCs/>
-        </w:rPr>
-        <w:t>[TESTIGO 3]</w:t>
-      </w:r>
-      <w:r>
-        <w:t>, Cédula [Número].</w:t>
+        <w:pict w14:anchorId="6468DA5E">
+          <v:rect id="_x0000_i1043" style="width:0;height:1.5pt" o:hralign="center" o:hrstd="t" o:hr="t" fillcolor="#a0a0a0" stroked="f"/>
+        </w:pict>
       </w:r>
     </w:p>
     <w:p>
@@ -268,26 +592,71 @@
           <w:b/>
           <w:bCs/>
         </w:rPr>
-        <w:t>LOS COMPARECIENTES</w:t>
-      </w:r>
-      <w:r>
-        <w:t>, previa declaración jurada de decir la verdad, han manifestado lo siguiente:</w:t>
-      </w:r>
+        <w:t>{{NOMBRE_TESTIGO 1}}</w:t>
+      </w:r>
+      <w:r>
+        <w:t xml:space="preserve"> </w:t>
+      </w:r>
+      <w:r>
+        <w:rPr>
+          <w:b/>
+          <w:bCs/>
+        </w:rPr>
+        <w:t>{{NOMBRE_TESTIGO 2}}</w:t>
+      </w:r>
+      <w:r>
+        <w:t xml:space="preserve"> </w:t>
+      </w:r>
+      <w:r>
+        <w:rPr>
+          <w:b/>
+          <w:bCs/>
+        </w:rPr>
+        <w:t>{{NOMBRE_TESTIGO 3}}</w:t>
+      </w:r>
+      <w:r>
+        <w:t xml:space="preserve"> </w:t>
+      </w:r>
+      <w:r>
+        <w:rPr>
+          <w:b/>
+          <w:bCs/>
+        </w:rPr>
+        <w:t>{{NOMBRE_TESTIGO 4}}</w:t>
+      </w:r>
+      <w:r>
+        <w:t xml:space="preserve"> Testigo </w:t>
+      </w:r>
+      <w:proofErr w:type="spellStart"/>
+      <w:r>
+        <w:t>Testigo</w:t>
+      </w:r>
+      <w:proofErr w:type="spellEnd"/>
+      <w:r>
+        <w:t xml:space="preserve"> </w:t>
+      </w:r>
+      <w:proofErr w:type="spellStart"/>
+      <w:r>
+        <w:t>Testigo</w:t>
+      </w:r>
+      <w:proofErr w:type="spellEnd"/>
+      <w:r>
+        <w:t xml:space="preserve"> </w:t>
+      </w:r>
+      <w:proofErr w:type="spellStart"/>
+      <w:r>
+        <w:t>Testigo</w:t>
+      </w:r>
+      <w:proofErr w:type="spellEnd"/>
     </w:p>
     <w:p>
       <w:pPr>
         <w:jc w:val="both"/>
-        <w:rPr>
-          <w:b/>
-          <w:bCs/>
-        </w:rPr>
-      </w:pPr>
-      <w:r>
-        <w:rPr>
-          <w:b/>
-          <w:bCs/>
-        </w:rPr>
-        <w:t>CLÁUSULAS</w:t>
+      </w:pPr>
+      <w:r>
+        <w:pict w14:anchorId="258E394B">
+          <v:rect id="_x0000_i1044" style="width:0;height:1.5pt" o:hralign="center" o:hrstd="t" o:hr="t" fillcolor="#a0a0a0" stroked="f"/>
+        </w:pict>
       </w:r>
     </w:p>
     <w:p>
@@ -299,7 +668,7 @@
           <w:b/>
           <w:bCs/>
         </w:rPr>
-        <w:t>PRIMERA: DECLARACIÓN DE CONVIVENCIA.</w:t>
+        <w:t>{{NOMBRE_TESTIGO 5}}</w:t>
       </w:r>
       <w:r>
         <w:t xml:space="preserve"> </w:t>
@@ -309,49 +678,43 @@
           <w:b/>
           <w:bCs/>
         </w:rPr>
-        <w:t>LOS DECLARANTES</w:t>
-      </w:r>
-      <w:r>
-        <w:t xml:space="preserve"> manifiestan bajo la fe del juramento que mantienen una unión de hecho, estable, pública y notoria desde hace aproximadamente </w:t>
-      </w:r>
-      <w:r>
-        <w:rPr>
-          <w:b/>
-          <w:bCs/>
-        </w:rPr>
-        <w:t>[Número de años/meses]</w:t>
-      </w:r>
-      <w:r>
-        <w:t>, conviviendo bajo el mismo techo en la residencia ubicada en [Dirección exacta de la pareja].</w:t>
-      </w:r>
+        <w:t>{{NOMBRE_TESTIGO 6}}</w:t>
+      </w:r>
+      <w:r>
+        <w:t xml:space="preserve"> </w:t>
+      </w:r>
+      <w:r>
+        <w:rPr>
+          <w:b/>
+          <w:bCs/>
+        </w:rPr>
+        <w:t>{{NOMBRE_TESTIGO 7}}</w:t>
+      </w:r>
+      <w:r>
+        <w:t xml:space="preserve"> Testigo </w:t>
+      </w:r>
+      <w:proofErr w:type="spellStart"/>
+      <w:r>
+        <w:t>Testigo</w:t>
+      </w:r>
+      <w:proofErr w:type="spellEnd"/>
+      <w:r>
+        <w:t xml:space="preserve"> </w:t>
+      </w:r>
+      <w:proofErr w:type="spellStart"/>
+      <w:r>
+        <w:t>Testigo</w:t>
+      </w:r>
+      <w:proofErr w:type="spellEnd"/>
     </w:p>
     <w:p>
       <w:pPr>
         <w:jc w:val="both"/>
       </w:pPr>
       <w:r>
-        <w:rPr>
-          <w:b/>
-          <w:bCs/>
-        </w:rPr>
-        <w:t>SEGUNDA: ESTADO CIVIL Y LIBERTAD DE ESTADO.</w:t>
-      </w:r>
-      <w:r>
-        <w:t xml:space="preserve"> Ambos declarantes aseguran ser de estado civil </w:t>
-      </w:r>
-      <w:r>
-        <w:rPr>
-          <w:b/>
-          <w:bCs/>
-        </w:rPr>
-        <w:t>solteros</w:t>
-      </w:r>
-      <w:r>
-        <w:t xml:space="preserve">, no teniendo impedimento legal para contraer </w:t>
-      </w:r>
-      <w:r>
-        <w:lastRenderedPageBreak/>
-        <w:t>matrimonio entre sí, ni manteniendo vínculos matrimoniales con terceras personas.</w:t>
+        <w:pict w14:anchorId="5C38B05C">
+          <v:rect id="_x0000_i1045" style="width:0;height:1.5pt" o:hralign="center" o:hrstd="t" o:hr="t" fillcolor="#a0a0a0" stroked="f"/>
+        </w:pict>
       </w:r>
     </w:p>
     <w:p>
@@ -363,75 +726,10 @@
           <w:b/>
           <w:bCs/>
         </w:rPr>
-        <w:t>CUARTA: TESTIMONIO DE NOTORIEDAD.</w:t>
-      </w:r>
-      <w:r>
-        <w:t xml:space="preserve"> Los testigos presentes declaran que les consta de manera personal y por el trato continuo con los declarantes que estos viven en comunidad de hogar, comportándose ante la sociedad y sus relacionados como una pareja estable, compartiendo responsabilidades económicas y afectivas.</w:t>
-      </w:r>
-    </w:p>
-    <w:p>
-      <w:pPr>
-        <w:jc w:val="both"/>
-      </w:pPr>
-      <w:r>
-        <w:rPr>
-          <w:b/>
-          <w:bCs/>
-        </w:rPr>
-        <w:t>QUINTA: OBJETO DEL ACTO.</w:t>
-      </w:r>
-      <w:r>
-        <w:t xml:space="preserve"> Los declarantes manifiestan que este acto se instrumenta a los fines de [Especificar fin: ej. Inclusión en el Seguro Familiar de Salud / Trámites bancarios / Beneficios de Pensión], de acuerdo con lo establecido en la </w:t>
-      </w:r>
-      <w:r>
-        <w:rPr>
-          <w:b/>
-          <w:bCs/>
-        </w:rPr>
-        <w:t>Ley No. 87-01</w:t>
-      </w:r>
-      <w:r>
-        <w:t xml:space="preserve"> de Seguridad Social.</w:t>
-      </w:r>
-    </w:p>
-    <w:p>
-      <w:pPr>
-        <w:jc w:val="both"/>
-      </w:pPr>
-      <w:r>
-        <w:rPr>
-          <w:b/>
-          <w:bCs/>
-        </w:rPr>
-        <w:t>SEXTA: PENALIDAD POR PERJURIO.</w:t>
-      </w:r>
-      <w:r>
-        <w:t xml:space="preserve"> Los comparecientes declaran estar conscientes de que el falso testimonio ante un Notario Público conlleva las penas establecidas en el Código Penal Dominicano.</w:t>
-      </w:r>
-    </w:p>
-    <w:p>
-      <w:pPr>
-        <w:jc w:val="both"/>
-      </w:pPr>
-      <w:r>
-        <w:pict w14:anchorId="3ABAAD24">
-          <v:rect id="_x0000_i1057" style="width:0;height:1.5pt" o:hralign="center" o:hrstd="t" o:hr="t" fillcolor="#a0a0a0" stroked="f"/>
-        </w:pict>
-      </w:r>
-    </w:p>
-    <w:p>
-      <w:pPr>
-        <w:jc w:val="both"/>
-      </w:pPr>
-      <w:r>
-        <w:rPr>
-          <w:b/>
-          <w:bCs/>
-        </w:rPr>
-        <w:t>HECHO Y PASADO POR ANTE MÍ</w:t>
-      </w:r>
-      <w:r>
-        <w:t>, en mi estudio profesional, el día y año antes indicados. He dado lectura íntegra a los comparecientes, quienes en señal de aprobación firman junto conmigo y ante mí, Notario Público que CERTIFICO Y DOY FE.</w:t>
+        <w:t>{{NOMBRE_NOTARIO}}</w:t>
+      </w:r>
+      <w:r>
+        <w:t xml:space="preserve"> Notario Público</w:t>
       </w:r>
     </w:p>
     <w:p>
